--- a/Books/RPG_Books/The PrincessAndTheabyssDiver/Cover_The PrincessAndTheAbyssDiver.docx
+++ b/Books/RPG_Books/The PrincessAndTheabyssDiver/Cover_The PrincessAndTheAbyssDiver.docx
@@ -12,6 +12,58 @@
           <w:szCs w:val="16"/>
         </w:rPr>
       </w:pPr>
+      <w:r>
+        <w:rPr>
+          <w:b/>
+          <w:noProof/>
+          <w:color w:val="00B050"/>
+          <w:sz w:val="16"/>
+          <w:szCs w:val="16"/>
+        </w:rPr>
+        <w:drawing>
+          <wp:anchor distT="0" distB="0" distL="114300" distR="114300" simplePos="0" relativeHeight="251658240" behindDoc="1" locked="0" layoutInCell="1" allowOverlap="1">
+            <wp:simplePos x="0" y="0"/>
+            <wp:positionH relativeFrom="column">
+              <wp:posOffset>-576373</wp:posOffset>
+            </wp:positionH>
+            <wp:positionV relativeFrom="paragraph">
+              <wp:posOffset>-542954</wp:posOffset>
+            </wp:positionV>
+            <wp:extent cx="14919694" cy="9962707"/>
+            <wp:effectExtent l="19050" t="0" r="0" b="0"/>
+            <wp:wrapNone/>
+            <wp:docPr id="1" name="Picture 0" descr="ChatGPT Image Mar 9, 2026, 08_50_16 PM.png"/>
+            <wp:cNvGraphicFramePr>
+              <a:graphicFrameLocks xmlns:a="http://schemas.openxmlformats.org/drawingml/2006/main" noChangeAspect="1"/>
+            </wp:cNvGraphicFramePr>
+            <a:graphic xmlns:a="http://schemas.openxmlformats.org/drawingml/2006/main">
+              <a:graphicData uri="http://schemas.openxmlformats.org/drawingml/2006/picture">
+                <pic:pic xmlns:pic="http://schemas.openxmlformats.org/drawingml/2006/picture">
+                  <pic:nvPicPr>
+                    <pic:cNvPr id="0" name="ChatGPT Image Mar 9, 2026, 08_50_16 PM.png"/>
+                    <pic:cNvPicPr/>
+                  </pic:nvPicPr>
+                  <pic:blipFill>
+                    <a:blip r:embed="rId7" cstate="print"/>
+                    <a:stretch>
+                      <a:fillRect/>
+                    </a:stretch>
+                  </pic:blipFill>
+                  <pic:spPr>
+                    <a:xfrm>
+                      <a:off x="0" y="0"/>
+                      <a:ext cx="14919694" cy="9962707"/>
+                    </a:xfrm>
+                    <a:prstGeom prst="rect">
+                      <a:avLst/>
+                    </a:prstGeom>
+                  </pic:spPr>
+                </pic:pic>
+              </a:graphicData>
+            </a:graphic>
+          </wp:anchor>
+        </w:drawing>
+      </w:r>
     </w:p>
     <w:p>
       <w:pPr>
@@ -97,8 +149,118 @@
         <w:rPr>
           <w:b/>
           <w:color w:val="00B050"/>
-          <w:sz w:val="20"/>
-          <w:szCs w:val="20"/>
+          <w:sz w:val="16"/>
+          <w:szCs w:val="16"/>
+        </w:rPr>
+      </w:pPr>
+    </w:p>
+    <w:p>
+      <w:pPr>
+        <w:ind w:left="360" w:right="475"/>
+        <w:rPr>
+          <w:b/>
+          <w:color w:val="00B050"/>
+          <w:sz w:val="16"/>
+          <w:szCs w:val="16"/>
+        </w:rPr>
+      </w:pPr>
+    </w:p>
+    <w:p>
+      <w:pPr>
+        <w:ind w:left="360" w:right="475"/>
+        <w:rPr>
+          <w:b/>
+          <w:color w:val="00B050"/>
+          <w:sz w:val="16"/>
+          <w:szCs w:val="16"/>
+        </w:rPr>
+      </w:pPr>
+    </w:p>
+    <w:p>
+      <w:pPr>
+        <w:ind w:left="360" w:right="475"/>
+        <w:rPr>
+          <w:b/>
+          <w:color w:val="00B050"/>
+          <w:sz w:val="16"/>
+          <w:szCs w:val="16"/>
+        </w:rPr>
+      </w:pPr>
+    </w:p>
+    <w:p>
+      <w:pPr>
+        <w:ind w:left="360" w:right="475"/>
+        <w:rPr>
+          <w:b/>
+          <w:color w:val="00B050"/>
+          <w:sz w:val="16"/>
+          <w:szCs w:val="16"/>
+        </w:rPr>
+      </w:pPr>
+    </w:p>
+    <w:p>
+      <w:pPr>
+        <w:ind w:left="360" w:right="475"/>
+        <w:rPr>
+          <w:b/>
+          <w:color w:val="00B050"/>
+          <w:sz w:val="16"/>
+          <w:szCs w:val="16"/>
+        </w:rPr>
+      </w:pPr>
+    </w:p>
+    <w:p>
+      <w:pPr>
+        <w:ind w:left="360" w:right="475"/>
+        <w:rPr>
+          <w:b/>
+          <w:color w:val="00B050"/>
+          <w:sz w:val="16"/>
+          <w:szCs w:val="16"/>
+        </w:rPr>
+      </w:pPr>
+    </w:p>
+    <w:p>
+      <w:pPr>
+        <w:ind w:left="360" w:right="475"/>
+        <w:rPr>
+          <w:b/>
+          <w:color w:val="00B050"/>
+          <w:sz w:val="16"/>
+          <w:szCs w:val="16"/>
+        </w:rPr>
+      </w:pPr>
+    </w:p>
+    <w:p>
+      <w:pPr>
+        <w:ind w:left="360" w:right="475"/>
+        <w:rPr>
+          <w:b/>
+          <w:color w:val="00B050"/>
+          <w:sz w:val="16"/>
+          <w:szCs w:val="16"/>
+        </w:rPr>
+      </w:pPr>
+    </w:p>
+    <w:p>
+      <w:pPr>
+        <w:ind w:left="360" w:right="475"/>
+        <w:rPr>
+          <w:b/>
+          <w:color w:val="00B050"/>
+          <w:sz w:val="16"/>
+          <w:szCs w:val="16"/>
+        </w:rPr>
+      </w:pPr>
+    </w:p>
+    <w:p>
+      <w:pPr>
+        <w:ind w:left="360" w:right="475"/>
+        <w:rPr>
+          <w:b/>
+          <w:color w:val="00B050"/>
+          <w:sz w:val="16"/>
+          <w:szCs w:val="16"/>
         </w:rPr>
       </w:pPr>
     </w:p>
@@ -247,7 +409,7 @@
             </v:handles>
             <o:lock v:ext="edit" text="t" shapetype="t"/>
           </v:shapetype>
-          <v:shape id="_x0000_i1025" type="#_x0000_t175" style="width:314.35pt;height:62.85pt" adj=",10800" fillcolor="#60c" strokecolor="#c9f">
+          <v:shape id="_x0000_i1025" type="#_x0000_t175" style="width:313.95pt;height:62.8pt" adj=",10800" fillcolor="#60c" strokecolor="#c9f">
             <v:fill color2="#c0c" focus="100%" type="gradient"/>
             <v:shadow on="t" color="#99f" opacity="52429f" offset="3pt,3pt"/>
             <v:textpath style="font-family:&quot;Impact&quot;;font-size:44pt;v-text-kern:t" trim="t" fitpath="t" string="The Princess"/>
@@ -265,7 +427,7 @@
           <w:szCs w:val="72"/>
         </w:rPr>
         <w:pict>
-          <v:shape id="_x0000_i1026" type="#_x0000_t175" style="width:151.5pt;height:31.7pt" adj=",10800" fillcolor="#60c" strokecolor="#c9f">
+          <v:shape id="_x0000_i1026" type="#_x0000_t175" style="width:151.55pt;height:31.8pt" adj=",10800" fillcolor="#60c" strokecolor="#c9f">
             <v:fill color2="#c0c" focus="100%" type="gradient"/>
             <v:shadow on="t" color="#99f" opacity="52429f" offset="3pt,3pt"/>
             <v:textpath style="font-family:&quot;Impact&quot;;font-size:44pt;v-text-kern:t" trim="t" fitpath="t" string="And The"/>
@@ -283,7 +445,7 @@
           <w:szCs w:val="72"/>
         </w:rPr>
         <w:pict>
-          <v:shape id="_x0000_i1029" type="#_x0000_t175" style="width:314.35pt;height:70.95pt" adj=",10800" fillcolor="#60c" strokecolor="#c9f">
+          <v:shape id="_x0000_i1027" type="#_x0000_t175" style="width:313.95pt;height:71.15pt" adj=",10800" fillcolor="#60c" strokecolor="#c9f">
             <v:fill color2="#c0c" focus="100%" type="gradient"/>
             <v:shadow on="t" color="#99f" opacity="52429f" offset="3pt,3pt"/>
             <v:textpath style="font-family:&quot;Impact&quot;;font-size:44pt;v-text-kern:t" trim="t" fitpath="t" string="Abyss Diver"/>
@@ -335,7 +497,7 @@
             </v:handles>
             <o:lock v:ext="edit" text="t" shapetype="t"/>
           </v:shapetype>
-          <v:shape id="_x0000_i1027" type="#_x0000_t136" style="width:80.05pt;height:49.45pt" adj=",10800" fillcolor="#60c" strokecolor="#c9f">
+          <v:shape id="_x0000_i1028" type="#_x0000_t136" style="width:80.35pt;height:49.4pt" adj=",10800" fillcolor="#60c" strokecolor="#c9f">
             <v:fill color2="#c0c" focus="100%" type="gradient"/>
             <v:shadow on="t" color="#99f" opacity="52429f" offset="3pt,3pt"/>
             <v:textpath style="font-family:&quot;Impact&quot;;font-size:44pt;v-text-kern:t" trim="t" fitpath="t" string="By"/>
@@ -353,7 +515,7 @@
           <w:szCs w:val="72"/>
         </w:rPr>
         <w:pict>
-          <v:shape id="_x0000_i1028" type="#_x0000_t175" style="width:348.7pt;height:88.65pt" adj=",10800" fillcolor="#60c" strokecolor="#c9f">
+          <v:shape id="_x0000_i1029" type="#_x0000_t175" style="width:349.1pt;height:88.75pt" adj=",10800" fillcolor="#60c" strokecolor="#c9f">
             <v:fill color2="#c0c" focus="100%" type="gradient"/>
             <v:shadow on="t" color="#99f" opacity="52429f" offset="3pt,3pt"/>
             <v:textpath style="font-family:&quot;Impact&quot;;font-size:44pt;v-text-kern:t" trim="t" fitpath="t" string="Trevy Burgess"/>
@@ -362,12 +524,12 @@
       </w:r>
     </w:p>
     <w:sectPr>
-      <w:headerReference w:type="even" r:id="rId7"/>
-      <w:headerReference w:type="default" r:id="rId8"/>
-      <w:footerReference w:type="even" r:id="rId9"/>
-      <w:footerReference w:type="default" r:id="rId10"/>
-      <w:headerReference w:type="first" r:id="rId11"/>
-      <w:footerReference w:type="first" r:id="rId12"/>
+      <w:headerReference w:type="even" r:id="rId8"/>
+      <w:headerReference w:type="default" r:id="rId9"/>
+      <w:footerReference w:type="even" r:id="rId10"/>
+      <w:footerReference w:type="default" r:id="rId11"/>
+      <w:headerReference w:type="first" r:id="rId12"/>
+      <w:footerReference w:type="first" r:id="rId13"/>
       <w:pgSz w:w="18533" w:h="13320"/>
       <w:pgMar w:top="0" w:right="0" w:bottom="0" w:left="0" w:header="720" w:footer="720" w:gutter="0"/>
       <w:cols w:num="3" w:sep="1" w:space="72" w:equalWidth="0">
@@ -1233,7 +1395,7 @@
 </file>
 
 <file path=customXml/itemProps1.xml><?xml version="1.0" encoding="utf-8"?>
-<ds:datastoreItem xmlns:ds="http://schemas.openxmlformats.org/officeDocument/2006/customXml" ds:itemID="{104CF5EE-1F2E-4C29-8DA6-17CF5BB07F1E}">
+<ds:datastoreItem xmlns:ds="http://schemas.openxmlformats.org/officeDocument/2006/customXml" ds:itemID="{E9750416-A683-475A-8643-BF7419207BD6}">
   <ds:schemaRefs>
     <ds:schemaRef ds:uri="http://schemas.openxmlformats.org/officeDocument/2006/bibliography"/>
   </ds:schemaRefs>
